--- a/applications/site/documents/weatherby-locum-pa-em-illinois-cover-letter.docx
+++ b/applications/site/documents/weatherby-locum-pa-em-illinois-cover-letter.docx
@@ -23,6 +23,11 @@
     <w:p>
       <w:r>
         <w:t>A short summary of my background: MSPAS from Des Moines University (August 2025); I see 15–25 patients per shift in a high-volume emergency department; I perform sutures, incision and drainage, fracture management and joint reductions independently; and I hold ACLS, BLS and ATLS certification.</w:t>
+      </w:r>
+    </w:p>
+    <w:p>
+      <w:r>
+        <w:t>I am licensed as a PA in Iowa and Indiana, and my Illinois license application is in process.</w:t>
       </w:r>
     </w:p>
     <w:p>

--- a/applications/site/documents/weatherby-locum-pa-em-illinois-cover-letter.docx
+++ b/applications/site/documents/weatherby-locum-pa-em-illinois-cover-letter.docx
@@ -22,7 +22,7 @@
     </w:p>
     <w:p>
       <w:r>
-        <w:t>A short summary of my background: MSPAS from Des Moines University (August 2025); I see 15–25 patients per shift in a high-volume emergency department; I perform sutures, incision and drainage, fracture management and joint reductions independently; and I hold ACLS, BLS and ATLS certification.</w:t>
+        <w:t>A short summary of my background: MSPAS from Des Moines University (August 2025); I see 15–25 patients per shift in a high-volume emergency department; I perform sutures, incision and drainage, fracture management and joint reductions independently; and I hold ACLS, BLS, ATLS and PALS certification.</w:t>
       </w:r>
     </w:p>
     <w:p>
